--- a/BTTH03/BTTH03.docx
+++ b/BTTH03/BTTH03.docx
@@ -2896,10 +2896,10 @@
           <w:noProof/>
         </w:rPr>
         <w:drawing>
-          <wp:inline distT="0" distB="0" distL="0" distR="0" wp14:anchorId="4E0F5792" wp14:editId="52D8D808">
-            <wp:extent cx="5943600" cy="2994660"/>
+          <wp:inline distT="0" distB="0" distL="0" distR="0" wp14:anchorId="6ECF6B1F" wp14:editId="7D69BBC1">
+            <wp:extent cx="5943600" cy="2993390"/>
             <wp:effectExtent l="0" t="0" r="0" b="0"/>
-            <wp:docPr id="2079133963" name="Picture 4"/>
+            <wp:docPr id="993387297" name="Picture 2"/>
             <wp:cNvGraphicFramePr>
               <a:graphicFrameLocks xmlns:a="http://schemas.openxmlformats.org/drawingml/2006/main" noChangeAspect="1"/>
             </wp:cNvGraphicFramePr>
@@ -2907,7 +2907,7 @@
               <a:graphicData uri="http://schemas.openxmlformats.org/drawingml/2006/picture">
                 <pic:pic xmlns:pic="http://schemas.openxmlformats.org/drawingml/2006/picture">
                   <pic:nvPicPr>
-                    <pic:cNvPr id="0" name="Picture 4"/>
+                    <pic:cNvPr id="0" name="Picture 2"/>
                     <pic:cNvPicPr>
                       <a:picLocks noChangeAspect="1" noChangeArrowheads="1"/>
                     </pic:cNvPicPr>
@@ -2928,7 +2928,7 @@
                   <pic:spPr bwMode="auto">
                     <a:xfrm>
                       <a:off x="0" y="0"/>
-                      <a:ext cx="5943600" cy="2994660"/>
+                      <a:ext cx="5943600" cy="2993390"/>
                     </a:xfrm>
                     <a:prstGeom prst="rect">
                       <a:avLst/>
@@ -3558,6 +3558,7 @@
   <w:style w:type="character" w:default="1" w:styleId="DefaultParagraphFont">
     <w:name w:val="Default Paragraph Font"/>
     <w:uiPriority w:val="1"/>
+    <w:semiHidden/>
     <w:unhideWhenUsed/>
   </w:style>
   <w:style w:type="table" w:default="1" w:styleId="TableNormal">
